--- a/public/templates/heaviness-protocol.docx
+++ b/public/templates/heaviness-protocol.docx
@@ -503,7 +503,7 @@
       <w:pPr>
         <w:numPr>
           <w:ilvl w:val="0"/>
-          <w:numId w:val="2"/>
+          <w:numId w:val="__NUMID_2_SLOT_0__"/>
         </w:numPr>
         <w:tabs>
           <w:tab w:val="left" w:pos="284"/>
@@ -566,7 +566,7 @@
       <w:pPr>
         <w:numPr>
           <w:ilvl w:val="0"/>
-          <w:numId w:val="2"/>
+          <w:numId w:val="__NUMID_2_SLOT_1__"/>
         </w:numPr>
         <w:tabs>
           <w:tab w:val="left" w:pos="284"/>
@@ -630,7 +630,7 @@
         <w:pStyle w:val="a5"/>
         <w:numPr>
           <w:ilvl w:val="0"/>
-          <w:numId w:val="2"/>
+          <w:numId w:val="__NUMID_2_SLOT_2__"/>
         </w:numPr>
         <w:spacing w:after="0" w:line="240" w:lineRule="auto"/>
         <w:jc w:val="both"/>
@@ -690,7 +690,7 @@
         <w:pStyle w:val="a5"/>
         <w:numPr>
           <w:ilvl w:val="0"/>
-          <w:numId w:val="2"/>
+          <w:numId w:val="__NUMID_2_SLOT_3__"/>
         </w:numPr>
         <w:spacing w:after="0"/>
         <w:jc w:val="both"/>
@@ -740,7 +740,7 @@
         <w:pStyle w:val="a5"/>
         <w:numPr>
           <w:ilvl w:val="0"/>
-          <w:numId w:val="2"/>
+          <w:numId w:val="__NUMID_2_SLOT_4__"/>
         </w:numPr>
         <w:spacing w:after="0"/>
         <w:jc w:val="both"/>
@@ -805,7 +805,7 @@
         <w:pStyle w:val="a5"/>
         <w:numPr>
           <w:ilvl w:val="0"/>
-          <w:numId w:val="2"/>
+          <w:numId w:val="__NUMID_2_SLOT_5__"/>
         </w:numPr>
         <w:spacing w:after="0"/>
         <w:jc w:val="both"/>
@@ -2256,7 +2256,7 @@
             <w:pPr>
               <w:numPr>
                 <w:ilvl w:val="0"/>
-                <w:numId w:val="1"/>
+                <w:numId w:val="__NUMID_1_SLOT_6__"/>
               </w:numPr>
               <w:tabs>
                 <w:tab w:val="num" w:pos="175"/>
@@ -2461,7 +2461,7 @@
             <w:pPr>
               <w:numPr>
                 <w:ilvl w:val="0"/>
-                <w:numId w:val="1"/>
+                <w:numId w:val="__NUMID_1_SLOT_7__"/>
               </w:numPr>
               <w:tabs>
                 <w:tab w:val="num" w:pos="175"/>
@@ -3507,7 +3507,7 @@
             <w:pPr>
               <w:numPr>
                 <w:ilvl w:val="0"/>
-                <w:numId w:val="1"/>
+                <w:numId w:val="__NUMID_1_SLOT_8__"/>
               </w:numPr>
               <w:tabs>
                 <w:tab w:val="num" w:pos="175"/>
@@ -3710,7 +3710,7 @@
             <w:pPr>
               <w:numPr>
                 <w:ilvl w:val="0"/>
-                <w:numId w:val="1"/>
+                <w:numId w:val="__NUMID_1_SLOT_9__"/>
               </w:numPr>
               <w:tabs>
                 <w:tab w:val="num" w:pos="175"/>

--- a/public/templates/heaviness-protocol.docx
+++ b/public/templates/heaviness-protocol.docx
@@ -6572,6 +6572,9 @@
     </w:p>
     <w:p>
       <w:pPr>
+        <w:tabs>
+          <w:tab w:val="left" w:pos="5664"/>
+        </w:tabs>
         <w:spacing w:after="0" w:line="240" w:lineRule="auto"/>
         <w:contextualSpacing/>
         <w:rPr>
@@ -6595,13 +6598,7 @@
         <w:t>Өлшеуді жүргізген</w:t>
       </w:r>
       <w:r>
-        <w:rPr>
-          <w:rFonts w:ascii="Times New Roman" w:hAnsi="Times New Roman"/>
-          <w:sz w:val="24"/>
-          <w:szCs w:val="24"/>
-          <w:lang w:val="kk-KZ"/>
-        </w:rPr>
-        <w:t xml:space="preserve">                                                            </w:t>
+        <w:tab/>
       </w:r>
       <w:r>
         <w:rPr>
@@ -6659,6 +6656,7 @@
     <w:p>
       <w:pPr>
         <w:spacing w:after="0"/>
+        <w:ind w:left="4956" w:firstLine="708"/>
         <w:rPr>
           <w:rFonts w:ascii="Times New Roman" w:hAnsi="Times New Roman"/>
           <w:sz w:val="24"/>
@@ -6666,15 +6664,6 @@
           <w:lang w:val="kk-KZ"/>
         </w:rPr>
       </w:pPr>
-      <w:r>
-        <w:rPr>
-          <w:rFonts w:ascii="Times New Roman" w:hAnsi="Times New Roman"/>
-          <w:sz w:val="24"/>
-          <w:szCs w:val="24"/>
-          <w:lang w:val="kk-KZ"/>
-        </w:rPr>
-        <w:t xml:space="preserve">                                                                                              </w:t>
-      </w:r>
       <w:r>
         <w:rPr>
           <w:rFonts w:ascii="Times New Roman" w:hAnsi="Times New Roman"/>

--- a/public/templates/heaviness-protocol.docx
+++ b/public/templates/heaviness-protocol.docx
@@ -441,7 +441,7 @@
           <w:bCs/>
           <w:i/>
         </w:rPr>
-        <w:t xml:space="preserve"> {protocol.number}-{rowNumber}</w:t>
+        <w:t xml:space="preserve"> {protocol.number}</w:t>
       </w:r>
     </w:p>
     <w:p>

--- a/public/templates/heaviness-protocol.docx
+++ b/public/templates/heaviness-protocol.docx
@@ -557,6 +557,7 @@
           <w:rFonts w:ascii="Times New Roman" w:eastAsia="Times New Roman" w:hAnsi="Times New Roman"/>
           <w:b/>
           <w:color w:val="000000"/>
+          <w:u w:val="single"/>
           <w:lang w:val="kk-KZ" w:eastAsia="ru-RU"/>
         </w:rPr>
         <w:t xml:space="preserve"> {customer.name}, {customer.address}</w:t>
